--- a/revised_manuscript_traceability.docx
+++ b/revised_manuscript_traceability.docx
@@ -6154,6 +6154,522 @@
     <w:p>
       <w:r>
         <w:t>The revised manuscript, formal supplement, corrected article sources, and backstage methodology records jointly retain all legitimate conceptual, mathematical, diagnostic, domain, methodological, and research-programme material identified across the complete recorded history. Content identified as internally inconsistent was not simply removed: controlled invariance was narrowed to Operator I; transformation received Operator II; causal closure became boundary-interface adequacy; flat contracts became typed relations; the fixed-point statement became a composition conjecture; broad axioms became typed principles and conditional lemmas; and the unfalsifiable universal conjecture was replaced by narrower preregistered conjectures.</w:t>
+      </w:r>
+    </w:p>
+    <w:p>
+      <w:pPr>
+        <w:pBdr>
+          <w:bottom w:val="single" w:sz="6" w:color="AABBC5"/>
+        </w:pBdr>
+      </w:pPr>
+    </w:p>
+    <w:p>
+      <w:pPr>
+        <w:pStyle w:val="Heading1"/>
+      </w:pPr>
+      <w:r>
+        <w:t>Addendum (27 August 2026): register cross-references — closing the C8 traceability gap</w:t>
+      </w:r>
+    </w:p>
+    <w:p>
+      <w:r>
+        <w:t>This report predates the proof-status register (</w:t>
+      </w:r>
+      <w:r>
+        <w:rPr>
+          <w:rFonts w:ascii="Consolas" w:hAnsi="Consolas"/>
+          <w:sz w:val="18"/>
+        </w:rPr>
+        <w:t>PROOF_MANIFEST.md</w:t>
+      </w:r>
+      <w:r>
+        <w:t xml:space="preserve">, first assembled 25 August 2026) and maps concepts to revised-manuscript </w:t>
+      </w:r>
+      <w:r>
+        <w:rPr>
+          <w:b/>
+        </w:rPr>
+        <w:t>locations</w:t>
+      </w:r>
+      <w:r>
+        <w:t xml:space="preserve"> without status information. The batch-4 cross-document consistency audit recorded that gap as finding </w:t>
+      </w:r>
+      <w:r>
+        <w:rPr>
+          <w:b/>
+        </w:rPr>
+        <w:t>C8</w:t>
+      </w:r>
+      <w:r>
+        <w:t xml:space="preserve">. The recorded obligation is to upgrade by </w:t>
+      </w:r>
+      <w:r>
+        <w:rPr>
+          <w:b/>
+        </w:rPr>
+        <w:t>addendum, not by silent rewrite</w:t>
+      </w:r>
+      <w:r>
+        <w:t xml:space="preserve"> — the original mapping above is preserved verbatim, and this section adds the status layer for the load-bearing concepts. Statuses are cited from </w:t>
+      </w:r>
+      <w:r>
+        <w:rPr>
+          <w:rFonts w:ascii="Consolas" w:hAnsi="Consolas"/>
+          <w:sz w:val="18"/>
+        </w:rPr>
+        <w:t>PROOF_MANIFEST.md</w:t>
+      </w:r>
+      <w:r>
+        <w:t xml:space="preserve"> at their stated scopes; the vocabulary follows the register's six mandatory terms, related to the manuscript's taxonomy by the register's Part VII crosswalk.</w:t>
+      </w:r>
+    </w:p>
+    <w:tbl>
+      <w:tblPr>
+        <w:tblStyle w:val="TableGrid"/>
+        <w:tblW w:type="auto" w:w="0"/>
+        <w:jc w:val="center"/>
+        <w:tblLook w:firstColumn="1" w:firstRow="1" w:lastColumn="0" w:lastRow="0" w:noHBand="0" w:noVBand="1" w:val="04A0"/>
+      </w:tblPr>
+      <w:tblGrid>
+        <w:gridCol w:w="3216"/>
+        <w:gridCol w:w="3216"/>
+        <w:gridCol w:w="3216"/>
+      </w:tblGrid>
+      <w:tr>
+        <w:tc>
+          <w:tcPr>
+            <w:tcW w:type="dxa" w:w="3216"/>
+            <w:shd w:fill="DCE8EF"/>
+            <w:vAlign w:val="center"/>
+          </w:tcPr>
+          <w:p>
+            <w:r>
+              <w:rPr>
+                <w:b/>
+              </w:rPr>
+              <w:t>Source concept (this report)</w:t>
+            </w:r>
+          </w:p>
+        </w:tc>
+        <w:tc>
+          <w:tcPr>
+            <w:tcW w:type="dxa" w:w="3216"/>
+            <w:shd w:fill="DCE8EF"/>
+            <w:vAlign w:val="center"/>
+          </w:tcPr>
+          <w:p>
+            <w:r>
+              <w:rPr>
+                <w:b/>
+              </w:rPr>
+              <w:t>Register locus</w:t>
+            </w:r>
+          </w:p>
+        </w:tc>
+        <w:tc>
+          <w:tcPr>
+            <w:tcW w:type="dxa" w:w="3216"/>
+            <w:shd w:fill="DCE8EF"/>
+            <w:vAlign w:val="center"/>
+          </w:tcPr>
+          <w:p>
+            <w:r>
+              <w:rPr>
+                <w:b/>
+              </w:rPr>
+              <w:t>Register status (2026-08-27)</w:t>
+            </w:r>
+          </w:p>
+        </w:tc>
+      </w:tr>
+      <w:tr>
+        <w:tc>
+          <w:tcPr>
+            <w:tcW w:type="dxa" w:w="3216"/>
+          </w:tcPr>
+          <w:p>
+            <w:r>
+              <w:t>Robust controlled invariance as Operator I (§7)</w:t>
+            </w:r>
+          </w:p>
+        </w:tc>
+        <w:tc>
+          <w:tcPr>
+            <w:tcW w:type="dxa" w:w="3216"/>
+          </w:tcPr>
+          <w:p>
+            <w:r>
+              <w:t>Part I row B1 + the A001 Operator I hierarchy</w:t>
+            </w:r>
+          </w:p>
+        </w:tc>
+        <w:tc>
+          <w:tcPr>
+            <w:tcW w:type="dxa" w:w="3216"/>
+          </w:tcPr>
+          <w:p>
+            <w:r>
+              <w:t>PROVEN (B1 at the two-depth erosion form; A001 rows at their stated scopes)</w:t>
+            </w:r>
+          </w:p>
+        </w:tc>
+      </w:tr>
+      <w:tr>
+        <w:tc>
+          <w:tcPr>
+            <w:tcW w:type="dxa" w:w="3216"/>
+          </w:tcPr>
+          <w:p>
+            <w:r>
+              <w:t>Architecture graph and hybrid Operator II (§8)</w:t>
+            </w:r>
+          </w:p>
+        </w:tc>
+        <w:tc>
+          <w:tcPr>
+            <w:tcW w:type="dxa" w:w="3216"/>
+          </w:tcPr>
+          <w:p>
+            <w:r>
+              <w:t>Part I row B3 (finite-architecture exact-tube Operator II recursion) and the Paper 1 independent-result gate (</w:t>
+            </w:r>
+            <w:r>
+              <w:rPr>
+                <w:rFonts w:ascii="Consolas" w:hAnsi="Consolas"/>
+                <w:sz w:val="18"/>
+              </w:rPr>
+              <w:t>paper1_finite_architecture_transformation_theorem.md</w:t>
+            </w:r>
+            <w:r>
+              <w:t>)</w:t>
+            </w:r>
+          </w:p>
+        </w:tc>
+        <w:tc>
+          <w:tcPr>
+            <w:tcW w:type="dxa" w:w="3216"/>
+          </w:tcPr>
+          <w:p>
+            <w:r>
+              <w:t>B3 PROVEN; the Paper 1 gate closed at the restricted finite-architecture form</w:t>
+            </w:r>
+          </w:p>
+        </w:tc>
+      </w:tr>
+      <w:tr>
+        <w:tc>
+          <w:tcPr>
+            <w:tcW w:type="dxa" w:w="3216"/>
+          </w:tcPr>
+          <w:p>
+            <w:r>
+              <w:t>Restricted composition (the composition conjecture replacement)</w:t>
+            </w:r>
+          </w:p>
+        </w:tc>
+        <w:tc>
+          <w:tcPr>
+            <w:tcW w:type="dxa" w:w="3216"/>
+          </w:tcPr>
+          <w:p>
+            <w:r>
+              <w:t>Part I row B2 (restricted proximal-normal composition) and the corrected A001 composition theorem (packet 03)</w:t>
+            </w:r>
+          </w:p>
+        </w:tc>
+        <w:tc>
+          <w:tcPr>
+            <w:tcW w:type="dxa" w:w="3216"/>
+          </w:tcPr>
+          <w:p>
+            <w:r>
+              <w:t>PROVEN (restricted contracts; the general typed composition/interface theorem remains open by design)</w:t>
+            </w:r>
+          </w:p>
+        </w:tc>
+      </w:tr>
+      <w:tr>
+        <w:tc>
+          <w:tcPr>
+            <w:tcW w:type="dxa" w:w="3216"/>
+          </w:tcPr>
+          <w:p>
+            <w:r>
+              <w:t>Sampled/RFDE/hybrid kernel ladder (formal supplement)</w:t>
+            </w:r>
+          </w:p>
+        </w:tc>
+        <w:tc>
+          <w:tcPr>
+            <w:tcW w:type="dxa" w:w="3216"/>
+          </w:tcPr>
+          <w:p>
+            <w:r>
+              <w:t>Part I row B4</w:t>
+            </w:r>
+          </w:p>
+        </w:tc>
+        <w:tc>
+          <w:tcPr>
+            <w:tcW w:type="dxa" w:w="3216"/>
+          </w:tcPr>
+          <w:p>
+            <w:r>
+              <w:t>PROVEN (restricted classes)</w:t>
+            </w:r>
+          </w:p>
+        </w:tc>
+      </w:tr>
+      <w:tr>
+        <w:tc>
+          <w:tcPr>
+            <w:tcW w:type="dxa" w:w="3216"/>
+          </w:tcPr>
+          <w:p>
+            <w:r>
+              <w:t>One specification Ω (§4)</w:t>
+            </w:r>
+          </w:p>
+        </w:tc>
+        <w:tc>
+          <w:tcPr>
+            <w:tcW w:type="dxa" w:w="3216"/>
+          </w:tcPr>
+          <w:p>
+            <w:r>
+              <w:rPr>
+                <w:rFonts w:ascii="Consolas" w:hAnsi="Consolas"/>
+                <w:sz w:val="18"/>
+              </w:rPr>
+              <w:t>research_program/canonical_system_schema_v1_0.md</w:t>
+            </w:r>
+            <w:r>
+              <w:t xml:space="preserve"> + the two frozen Wave E specification sheets (</w:t>
+            </w:r>
+            <w:r>
+              <w:rPr>
+                <w:rFonts w:ascii="Consolas" w:hAnsi="Consolas"/>
+                <w:sz w:val="18"/>
+              </w:rPr>
+              <w:t>wave_e_cod/SPECIFICATION.md</w:t>
+            </w:r>
+            <w:r>
+              <w:t xml:space="preserve">, </w:t>
+            </w:r>
+            <w:r>
+              <w:rPr>
+                <w:rFonts w:ascii="Consolas" w:hAnsi="Consolas"/>
+                <w:sz w:val="18"/>
+              </w:rPr>
+              <w:t>wave_e_edwards/SPECIFICATION.md</w:t>
+            </w:r>
+            <w:r>
+              <w:t>)</w:t>
+            </w:r>
+          </w:p>
+        </w:tc>
+        <w:tc>
+          <w:tcPr>
+            <w:tcW w:type="dxa" w:w="3216"/>
+          </w:tcPr>
+          <w:p>
+            <w:r>
+              <w:t>Schema v1.0 frozen (definitional); the two scored Ω are spec-matched at the artifact level (36 machine checks)</w:t>
+            </w:r>
+          </w:p>
+        </w:tc>
+      </w:tr>
+      <w:tr>
+        <w:tc>
+          <w:tcPr>
+            <w:tcW w:type="dxa" w:w="3216"/>
+          </w:tcPr>
+          <w:p>
+            <w:r>
+              <w:t>A013 groundwater, phosphate, fisheries diagnostics (§19A.1)</w:t>
+            </w:r>
+          </w:p>
+        </w:tc>
+        <w:tc>
+          <w:tcPr>
+            <w:tcW w:type="dxa" w:w="3216"/>
+          </w:tcPr>
+          <w:p>
+            <w:r>
+              <w:t>The Wave E scored trees instantiate the fisheries and groundwater legs; phosphorus remains conditional</w:t>
+            </w:r>
+          </w:p>
+        </w:tc>
+        <w:tc>
+          <w:tcPr>
+            <w:tcW w:type="dxa" w:w="3216"/>
+          </w:tcPr>
+          <w:p>
+            <w:r>
+              <w:t>INDEPENDENT_RERUN (artifact level); phosphorus NOT STARTED</w:t>
+            </w:r>
+          </w:p>
+        </w:tc>
+      </w:tr>
+      <w:tr>
+        <w:tc>
+          <w:tcPr>
+            <w:tcW w:type="dxa" w:w="3216"/>
+          </w:tcPr>
+          <w:p>
+            <w:r>
+              <w:t>Formal supplement theorem families (A001/A002/A006/A010)</w:t>
+            </w:r>
+          </w:p>
+        </w:tc>
+        <w:tc>
+          <w:tcPr>
+            <w:tcW w:type="dxa" w:w="3216"/>
+          </w:tcPr>
+          <w:p>
+            <w:r>
+              <w:t>Part I rows at their repaired scopes (the batch-4 reaudit demotions and repairs are recorded per row)</w:t>
+            </w:r>
+          </w:p>
+        </w:tc>
+        <w:tc>
+          <w:tcPr>
+            <w:tcW w:type="dxa" w:w="3216"/>
+          </w:tcPr>
+          <w:p>
+            <w:r>
+              <w:t>PROVEN / PROVEN_CONDITIONAL / repaired as per-row annotated</w:t>
+            </w:r>
+          </w:p>
+        </w:tc>
+      </w:tr>
+      <w:tr>
+        <w:tc>
+          <w:tcPr>
+            <w:tcW w:type="dxa" w:w="3216"/>
+          </w:tcPr>
+          <w:p>
+            <w:r>
+              <w:t>Ten-class typed failure taxonomy (§24.1)</w:t>
+            </w:r>
+          </w:p>
+        </w:tc>
+        <w:tc>
+          <w:tcPr>
+            <w:tcW w:type="dxa" w:w="3216"/>
+          </w:tcPr>
+          <w:p>
+            <w:r>
+              <w:t>Definitional layer — no theorem rows</w:t>
+            </w:r>
+          </w:p>
+        </w:tc>
+        <w:tc>
+          <w:tcPr>
+            <w:tcW w:type="dxa" w:w="3216"/>
+          </w:tcPr>
+          <w:p>
+            <w:r>
+              <w:t>Correctly unregistered</w:t>
+            </w:r>
+          </w:p>
+        </w:tc>
+      </w:tr>
+      <w:tr>
+        <w:tc>
+          <w:tcPr>
+            <w:tcW w:type="dxa" w:w="3216"/>
+          </w:tcPr>
+          <w:p>
+            <w:r>
+              <w:t>Preregistered narrower conjectures (the falsification programme)</w:t>
+            </w:r>
+          </w:p>
+        </w:tc>
+        <w:tc>
+          <w:tcPr>
+            <w:tcW w:type="dxa" w:w="3216"/>
+          </w:tcPr>
+          <w:p>
+            <w:r>
+              <w:t>Part III Paper 5 rows</w:t>
+            </w:r>
+          </w:p>
+        </w:tc>
+        <w:tc>
+          <w:tcPr>
+            <w:tcW w:type="dxa" w:w="3216"/>
+          </w:tcPr>
+          <w:p>
+            <w:r>
+              <w:t>NOT CONFIRMED</w:t>
+            </w:r>
+          </w:p>
+        </w:tc>
+      </w:tr>
+      <w:tr>
+        <w:tc>
+          <w:tcPr>
+            <w:tcW w:type="dxa" w:w="3216"/>
+          </w:tcPr>
+          <w:p>
+            <w:r>
+              <w:t>A014 scalar-autonomous cod status</w:t>
+            </w:r>
+          </w:p>
+        </w:tc>
+        <w:tc>
+          <w:tcPr>
+            <w:tcW w:type="dxa" w:w="3216"/>
+          </w:tcPr>
+          <w:p>
+            <w:r>
+              <w:t>Part I admission rows (R04 at corrected scalar-autonomous status)</w:t>
+            </w:r>
+          </w:p>
+        </w:tc>
+        <w:tc>
+          <w:tcPr>
+            <w:tcW w:type="dxa" w:w="3216"/>
+          </w:tcPr>
+          <w:p>
+            <w:r>
+              <w:t>PROVEN at the stated (corrected) scope</w:t>
+            </w:r>
+          </w:p>
+        </w:tc>
+      </w:tr>
+    </w:tbl>
+    <w:p/>
+    <w:p>
+      <w:r>
+        <w:rPr>
+          <w:b/>
+        </w:rPr>
+        <w:t>How to use this addendum.</w:t>
+      </w:r>
+      <w:r>
+        <w:t xml:space="preserve"> Read every theorem-shaped box of the revised manuscript through the Part VII crosswalk: proof boxes → Part I rows at the statuses above; computation boxes → Part II (all five committed certificates INDEPENDENT_RERUN; the A1 continuum campaign COMPUTED with its Stage-4d true-DDE certificate); data/empirical boxes → Part III/VI. The batch-4 reaudit found several originally-as-stated formulations false and repaired or demoted each; the per-row annotations in Part I are the authority on which form is citable. The greppable rule is implemented tree-side by </w:t>
+      </w:r>
+      <w:r>
+        <w:rPr>
+          <w:rFonts w:ascii="Consolas" w:hAnsi="Consolas"/>
+          <w:sz w:val="18"/>
+        </w:rPr>
+        <w:t>reaudit/verify_consistency.py</w:t>
+      </w:r>
+      <w:r>
+        <w:t xml:space="preserve"> and manuscript-side by </w:t>
+      </w:r>
+      <w:r>
+        <w:rPr>
+          <w:rFonts w:ascii="Consolas" w:hAnsi="Consolas"/>
+          <w:sz w:val="18"/>
+        </w:rPr>
+        <w:t>reaudit/verify_manuscript_sweep.py</w:t>
+      </w:r>
+      <w:r>
+        <w:t>.</w:t>
       </w:r>
     </w:p>
     <w:sectPr>
